--- a/zaini_case_audit_output/outputs/word/documents/145_رد مجلس القضاء الأعلى على الشكوى ـ 199058.docx
+++ b/zaini_case_audit_output/outputs/word/documents/145_رد مجلس القضاء الأعلى على الشكوى ـ 199058.docx
@@ -53,6 +53,20 @@
         <w:t>[مخرج آلي / Script Output - سماوي]  [مخرج آلي يحتاج مراجعة بشرية - وردي]</w:t>
       </w:r>
     </w:p>
+    <w:p>
+      <w:pPr>
+        <w:jc w:val="right"/>
+        <w:bidi/>
+      </w:pPr>
+      <w:r>
+        <w:rPr>
+          <w:b w:val="0"/>
+          <w:i/>
+          <w:color w:val="C00000"/>
+        </w:rPr>
+        <w:t>[نص ممسوح OCR صُحِّح ترتيبه آلياً — قد يحتوي أخطاء طفيفة]</w:t>
+      </w:r>
+    </w:p>
     <w:p/>
     <w:p>
       <w:pPr>
@@ -64,7 +78,7 @@
           <w:b w:val="0"/>
           <w:i w:val="0"/>
         </w:rPr>
-        <w:t>خدمة الشكوى الإلكترونية</w:t>
+        <w:t>ةينورتكلإلا ىوكشلا ةمدخ</w:t>
       </w:r>
     </w:p>
     <w:p>
@@ -103,7 +117,7 @@
           <w:b w:val="0"/>
           <w:i w:val="0"/>
         </w:rPr>
-        <w:t>الرئيسية</w:t>
+        <w:t>ةيسيئرلا</w:t>
       </w:r>
     </w:p>
     <w:p>
@@ -194,7 +208,7 @@
           <w:b w:val="0"/>
           <w:i w:val="0"/>
         </w:rPr>
-        <w:t>حالة الشكوى: تم معالجة الطلب</w:t>
+        <w:t>بلطلا ةجلاعم مت :ىوكشلا ةلاح</w:t>
       </w:r>
     </w:p>
     <w:p>
@@ -220,7 +234,7 @@
           <w:b w:val="0"/>
           <w:i w:val="0"/>
         </w:rPr>
-        <w:t>المرافعات الشرعية. شاكرين لكم تواصلكم والله يرعاكم.</w:t>
+        <w:t>.مكاعري هللاو مكلصاوت مكل نيركاش .ةيعرشلا تاعفارملا</w:t>
       </w:r>
     </w:p>
     <w:p>
@@ -272,7 +286,7 @@
           <w:b w:val="0"/>
           <w:i w:val="0"/>
         </w:rPr>
-        <w:t>تقييم الخدمة :</w:t>
+        <w:t>: ةمدخلا مييقت</w:t>
       </w:r>
     </w:p>
     <w:p>

--- a/zaini_case_audit_output/outputs/word/documents/145_رد مجلس القضاء الأعلى على الشكوى ـ 199058.docx
+++ b/zaini_case_audit_output/outputs/word/documents/145_رد مجلس القضاء الأعلى على الشكوى ـ 199058.docx
@@ -70,15 +70,14 @@
     <w:p/>
     <w:p>
       <w:pPr>
+        <w:pStyle w:val="Heading2"/>
         <w:jc w:val="right"/>
         <w:bidi/>
       </w:pPr>
       <w:r>
-        <w:rPr>
-          <w:b w:val="0"/>
-          <w:i w:val="0"/>
-        </w:rPr>
-        <w:t>ةينورتكلإلا ىوكشلا ةمدخ</w:t>
+        <w:t>[المتن الفعلي: الوقائع / الأسباب / المنطوق] ===</w:t>
+        <w:br/>
+        <w:t>خدمة الشكوى الإلكترونية</w:t>
       </w:r>
     </w:p>
     <w:p>
@@ -109,27 +108,25 @@
     </w:p>
     <w:p>
       <w:pPr>
+        <w:pStyle w:val="Heading2"/>
         <w:jc w:val="right"/>
         <w:bidi/>
       </w:pPr>
       <w:r>
-        <w:rPr>
-          <w:b w:val="0"/>
-          <w:i w:val="0"/>
-        </w:rPr>
-        <w:t>ةيسيئرلا</w:t>
+        <w:t>[المُرسَل إليه / المخاطَب والتحية] ===</w:t>
+        <w:br/>
+        <w:t>الرئيسية</w:t>
       </w:r>
     </w:p>
     <w:p>
       <w:pPr>
+        <w:pStyle w:val="Heading2"/>
         <w:jc w:val="right"/>
         <w:bidi/>
       </w:pPr>
       <w:r>
-        <w:rPr>
-          <w:b w:val="0"/>
-          <w:i w:val="0"/>
-        </w:rPr>
+        <w:t>[المتن الفعلي: الوقائع / الأسباب / المنطوق] ===</w:t>
+        <w:br/>
         <w:t>طلباتي</w:t>
       </w:r>
     </w:p>

--- a/zaini_case_audit_output/outputs/word/documents/145_رد مجلس القضاء الأعلى على الشكوى ـ 199058.docx
+++ b/zaini_case_audit_output/outputs/word/documents/145_رد مجلس القضاء الأعلى على الشكوى ـ 199058.docx
@@ -51,20 +51,6 @@
           <w:i/>
         </w:rPr>
         <w:t>[مخرج آلي / Script Output - سماوي]  [مخرج آلي يحتاج مراجعة بشرية - وردي]</w:t>
-      </w:r>
-    </w:p>
-    <w:p>
-      <w:pPr>
-        <w:jc w:val="right"/>
-        <w:bidi/>
-      </w:pPr>
-      <w:r>
-        <w:rPr>
-          <w:b w:val="0"/>
-          <w:i/>
-          <w:color w:val="C00000"/>
-        </w:rPr>
-        <w:t>[نص ممسوح OCR صُحِّح ترتيبه آلياً — قد يحتوي أخطاء طفيفة]</w:t>
       </w:r>
     </w:p>
     <w:p/>
@@ -205,7 +191,7 @@
           <w:b w:val="0"/>
           <w:i w:val="0"/>
         </w:rPr>
-        <w:t>بلطلا ةجلاعم مت :ىوكشلا ةلاح</w:t>
+        <w:t>حالة الشكوى: تم معالجة الطلب</w:t>
       </w:r>
     </w:p>
     <w:p>
@@ -231,7 +217,7 @@
           <w:b w:val="0"/>
           <w:i w:val="0"/>
         </w:rPr>
-        <w:t>.مكاعري هللاو مكلصاوت مكل نيركاش .ةيعرشلا تاعفارملا</w:t>
+        <w:t>المرافعات الشرعية. شاكرين لكم تواصلكم والله يرعاكم.</w:t>
       </w:r>
     </w:p>
     <w:p>
@@ -283,7 +269,7 @@
           <w:b w:val="0"/>
           <w:i w:val="0"/>
         </w:rPr>
-        <w:t>: ةمدخلا مييقت</w:t>
+        <w:t>تقييم الخدمة :</w:t>
       </w:r>
     </w:p>
     <w:p>
